--- a/Coding 1 - year/Unit 1 - Intro to Programming/Daily Lesson Plans/Word/Day 20.docx
+++ b/Coding 1 - year/Unit 1 - Intro to Programming/Daily Lesson Plans/Word/Day 20.docx
@@ -50,12 +50,15 @@
               </w:rPr>
               <w:t xml:space="preserve">Coding I — Full Year</w:t>
             </w:r>
-          </w:p>
-          <w:p>
-            <w:pPr>
-              <w:spacing w:before="40"/>
-              <w:jc w:val="center"/>
-            </w:pPr>
+            <w:r>
+              <w:rPr>
+                <w:rFonts w:ascii="Arial" w:cs="Arial" w:eastAsia="Arial" w:hAnsi="Arial"/>
+                <w:sz w:val="16"/>
+                <w:szCs w:val="16"/>
+              </w:rPr>
+              <w:br/>
+              <w:t xml:space="preserve"/>
+            </w:r>
             <w:r>
               <w:rPr>
                 <w:rFonts w:ascii="Arial" w:cs="Arial" w:eastAsia="Arial" w:hAnsi="Arial"/>
@@ -83,7 +86,7 @@
           <w:rFonts w:ascii="Arial" w:cs="Arial" w:eastAsia="Arial" w:hAnsi="Arial"/>
           <w:b/>
           <w:bCs/>
-          <w:color w:val="1F3864"/>
+          <w:color w:val="2B5797"/>
           <w:sz w:val="32"/>
           <w:szCs w:val="32"/>
         </w:rPr>
@@ -261,9 +264,9 @@
               <w:right w:val="single" w:color="CCCCCC" w:sz="1"/>
             </w:tcBorders>
             <w:tcMar>
-              <w:top w:type="dxa" w:w="60"/>
+              <w:top w:type="dxa" w:w="80"/>
               <w:left w:type="dxa" w:w="120"/>
-              <w:bottom w:type="dxa" w:w="60"/>
+              <w:bottom w:type="dxa" w:w="80"/>
               <w:right w:type="dxa" w:w="120"/>
             </w:tcMar>
           </w:tcPr>
@@ -290,20 +293,147 @@
               <w:right w:val="single" w:color="CCCCCC" w:sz="1"/>
             </w:tcBorders>
             <w:tcMar>
-              <w:top w:type="dxa" w:w="60"/>
+              <w:top w:type="dxa" w:w="80"/>
               <w:left w:type="dxa" w:w="120"/>
-              <w:bottom w:type="dxa" w:w="60"/>
+              <w:bottom w:type="dxa" w:w="80"/>
               <w:right w:type="dxa" w:w="120"/>
             </w:tcMar>
           </w:tcPr>
           <w:p>
-            <w:r>
-              <w:rPr>
-                <w:rFonts w:ascii="Arial" w:cs="Arial" w:eastAsia="Arial" w:hAnsi="Arial"/>
-                <w:sz w:val="20"/>
-                <w:szCs w:val="20"/>
+            <w:pPr>
+              <w:spacing w:after="80" w:before="80"/>
+            </w:pPr>
+            <w:r>
+              <w:rPr>
+                <w:rFonts w:ascii="Arial" w:cs="Arial" w:eastAsia="Arial" w:hAnsi="Arial"/>
+                <w:b/>
+                <w:bCs/>
+                <w:i w:val="false"/>
+                <w:iCs w:val="false"/>
+                <w:color w:val="000000"/>
+                <w:sz w:val="22"/>
+                <w:szCs w:val="22"/>
               </w:rPr>
               <w:t xml:space="preserve">Bell Ringer / Review</w:t>
+            </w:r>
+            <w:r>
+              <w:rPr>
+                <w:rFonts w:ascii="Arial" w:cs="Arial" w:eastAsia="Arial" w:hAnsi="Arial"/>
+                <w:sz w:val="20"/>
+                <w:szCs w:val="20"/>
+              </w:rPr>
+              <w:br/>
+              <w:t xml:space="preserve"/>
+            </w:r>
+            <w:r>
+              <w:rPr>
+                <w:rFonts w:ascii="Arial" w:cs="Arial" w:eastAsia="Arial" w:hAnsi="Arial"/>
+                <w:sz w:val="20"/>
+                <w:szCs w:val="20"/>
+              </w:rPr>
+              <w:br/>
+              <w:t xml:space="preserve"/>
+            </w:r>
+            <w:r>
+              <w:rPr>
+                <w:rFonts w:ascii="Arial" w:cs="Arial" w:eastAsia="Arial" w:hAnsi="Arial"/>
+                <w:b/>
+                <w:bCs/>
+                <w:i w:val="false"/>
+                <w:iCs w:val="false"/>
+                <w:color w:val="000000"/>
+                <w:sz w:val="20"/>
+                <w:szCs w:val="20"/>
+              </w:rPr>
+              <w:t xml:space="preserve">Quick Write </w:t>
+            </w:r>
+            <w:r>
+              <w:rPr>
+                <w:rFonts w:ascii="Arial" w:cs="Arial" w:eastAsia="Arial" w:hAnsi="Arial"/>
+                <w:b w:val="false"/>
+                <w:bCs w:val="false"/>
+                <w:i w:val="false"/>
+                <w:iCs w:val="false"/>
+                <w:color w:val="000000"/>
+                <w:sz w:val="20"/>
+                <w:szCs w:val="20"/>
+              </w:rPr>
+              <w:t xml:space="preserve">(3 min — written or verbal):</w:t>
+            </w:r>
+            <w:r>
+              <w:rPr>
+                <w:rFonts w:ascii="Arial" w:cs="Arial" w:eastAsia="Arial" w:hAnsi="Arial"/>
+                <w:sz w:val="20"/>
+                <w:szCs w:val="20"/>
+              </w:rPr>
+              <w:br/>
+              <w:t xml:space="preserve"/>
+            </w:r>
+            <w:r>
+              <w:rPr>
+                <w:rFonts w:ascii="Arial" w:cs="Arial" w:eastAsia="Arial" w:hAnsi="Arial"/>
+                <w:b w:val="false"/>
+                <w:bCs w:val="false"/>
+                <w:i w:val="false"/>
+                <w:iCs w:val="false"/>
+                <w:color w:val="000000"/>
+                <w:sz w:val="20"/>
+                <w:szCs w:val="20"/>
+              </w:rPr>
+              <w:t xml:space="preserve">    In your own words: Demonstrate mastery of Unit 1 concepts?</w:t>
+            </w:r>
+            <w:r>
+              <w:rPr>
+                <w:rFonts w:ascii="Arial" w:cs="Arial" w:eastAsia="Arial" w:hAnsi="Arial"/>
+                <w:sz w:val="20"/>
+                <w:szCs w:val="20"/>
+              </w:rPr>
+              <w:br/>
+              <w:t xml:space="preserve"/>
+            </w:r>
+            <w:r>
+              <w:rPr>
+                <w:rFonts w:ascii="Arial" w:cs="Arial" w:eastAsia="Arial" w:hAnsi="Arial"/>
+                <w:sz w:val="20"/>
+                <w:szCs w:val="20"/>
+              </w:rPr>
+              <w:br/>
+              <w:t xml:space="preserve"/>
+            </w:r>
+            <w:r>
+              <w:rPr>
+                <w:rFonts w:ascii="Arial" w:cs="Arial" w:eastAsia="Arial" w:hAnsi="Arial"/>
+                <w:b w:val="false"/>
+                <w:bCs w:val="false"/>
+                <w:i/>
+                <w:iCs/>
+                <w:color w:val="444444"/>
+                <w:sz w:val="20"/>
+                <w:szCs w:val="20"/>
+              </w:rPr>
+              <w:t xml:space="preserve">Today's Goal: By the end of class you will be able to demonstrate mastery of Unit 1 concepts.</w:t>
+            </w:r>
+            <w:r>
+              <w:rPr>
+                <w:rFonts w:ascii="Arial" w:cs="Arial" w:eastAsia="Arial" w:hAnsi="Arial"/>
+                <w:sz w:val="20"/>
+                <w:szCs w:val="20"/>
+              </w:rPr>
+              <w:br/>
+              <w:t xml:space="preserve"/>
+            </w:r>
+            <w:r>
+              <w:rPr>
+                <w:rFonts w:ascii="Arial" w:cs="Arial" w:eastAsia="Arial" w:hAnsi="Arial"/>
+                <w:b w:val="false"/>
+                <w:bCs w:val="false"/>
+                <w:i/>
+                <w:iCs/>
+                <w:color w:val="555555"/>
+                <w:sz w:val="20"/>
+                <w:szCs w:val="20"/>
+              </w:rPr>
+              <w:t xml:space="preserve">→ Pair-share your response, then 2–3 students share with the class.</w:t>
             </w:r>
           </w:p>
         </w:tc>
@@ -319,9 +449,9 @@
               <w:right w:val="single" w:color="CCCCCC" w:sz="1"/>
             </w:tcBorders>
             <w:tcMar>
-              <w:top w:type="dxa" w:w="60"/>
+              <w:top w:type="dxa" w:w="80"/>
               <w:left w:type="dxa" w:w="120"/>
-              <w:bottom w:type="dxa" w:w="60"/>
+              <w:bottom w:type="dxa" w:w="80"/>
               <w:right w:type="dxa" w:w="120"/>
             </w:tcMar>
           </w:tcPr>
@@ -348,20 +478,164 @@
               <w:right w:val="single" w:color="CCCCCC" w:sz="1"/>
             </w:tcBorders>
             <w:tcMar>
-              <w:top w:type="dxa" w:w="60"/>
+              <w:top w:type="dxa" w:w="80"/>
               <w:left w:type="dxa" w:w="120"/>
-              <w:bottom w:type="dxa" w:w="60"/>
+              <w:bottom w:type="dxa" w:w="80"/>
               <w:right w:type="dxa" w:w="120"/>
             </w:tcMar>
           </w:tcPr>
           <w:p>
-            <w:r>
-              <w:rPr>
-                <w:rFonts w:ascii="Arial" w:cs="Arial" w:eastAsia="Arial" w:hAnsi="Arial"/>
-                <w:sz w:val="20"/>
-                <w:szCs w:val="20"/>
-              </w:rPr>
-              <w:t xml:space="preserve">Mini Lesson: Unit 1 Assessment</w:t>
+            <w:pPr>
+              <w:spacing w:after="80" w:before="80"/>
+            </w:pPr>
+            <w:r>
+              <w:rPr>
+                <w:rFonts w:ascii="Arial" w:cs="Arial" w:eastAsia="Arial" w:hAnsi="Arial"/>
+                <w:b/>
+                <w:bCs/>
+                <w:i w:val="false"/>
+                <w:iCs w:val="false"/>
+                <w:color w:val="000000"/>
+                <w:sz w:val="22"/>
+                <w:szCs w:val="22"/>
+              </w:rPr>
+              <w:t xml:space="preserve">Mini Lesson: </w:t>
+            </w:r>
+            <w:r>
+              <w:rPr>
+                <w:rFonts w:ascii="Arial" w:cs="Arial" w:eastAsia="Arial" w:hAnsi="Arial"/>
+                <w:b w:val="false"/>
+                <w:bCs w:val="false"/>
+                <w:i w:val="false"/>
+                <w:iCs w:val="false"/>
+                <w:color w:val="000000"/>
+                <w:sz w:val="22"/>
+                <w:szCs w:val="22"/>
+              </w:rPr>
+              <w:t xml:space="preserve">Unit 1 Assessment</w:t>
+            </w:r>
+            <w:r>
+              <w:rPr>
+                <w:rFonts w:ascii="Arial" w:cs="Arial" w:eastAsia="Arial" w:hAnsi="Arial"/>
+                <w:sz w:val="20"/>
+                <w:szCs w:val="20"/>
+              </w:rPr>
+              <w:br/>
+              <w:t xml:space="preserve"/>
+            </w:r>
+            <w:r>
+              <w:rPr>
+                <w:rFonts w:ascii="Arial" w:cs="Arial" w:eastAsia="Arial" w:hAnsi="Arial"/>
+                <w:sz w:val="20"/>
+                <w:szCs w:val="20"/>
+              </w:rPr>
+              <w:br/>
+              <w:t xml:space="preserve"/>
+            </w:r>
+            <w:r>
+              <w:rPr>
+                <w:rFonts w:ascii="Arial" w:cs="Arial" w:eastAsia="Arial" w:hAnsi="Arial"/>
+                <w:b/>
+                <w:bCs/>
+                <w:i/>
+                <w:iCs/>
+                <w:color w:val="000000"/>
+                <w:sz w:val="20"/>
+                <w:szCs w:val="20"/>
+              </w:rPr>
+              <w:t xml:space="preserve">Learning Target: </w:t>
+            </w:r>
+            <w:r>
+              <w:rPr>
+                <w:rFonts w:ascii="Arial" w:cs="Arial" w:eastAsia="Arial" w:hAnsi="Arial"/>
+                <w:b w:val="false"/>
+                <w:bCs w:val="false"/>
+                <w:i/>
+                <w:iCs/>
+                <w:color w:val="333333"/>
+                <w:sz w:val="20"/>
+                <w:szCs w:val="20"/>
+              </w:rPr>
+              <w:t xml:space="preserve">I can demonstrate mastery of Unit 1 concepts.</w:t>
+            </w:r>
+            <w:r>
+              <w:rPr>
+                <w:rFonts w:ascii="Arial" w:cs="Arial" w:eastAsia="Arial" w:hAnsi="Arial"/>
+                <w:sz w:val="20"/>
+                <w:szCs w:val="20"/>
+              </w:rPr>
+              <w:br/>
+              <w:t xml:space="preserve"/>
+            </w:r>
+            <w:r>
+              <w:rPr>
+                <w:rFonts w:ascii="Arial" w:cs="Arial" w:eastAsia="Arial" w:hAnsi="Arial"/>
+                <w:sz w:val="20"/>
+                <w:szCs w:val="20"/>
+              </w:rPr>
+              <w:br/>
+              <w:t xml:space="preserve"/>
+            </w:r>
+            <w:r>
+              <w:rPr>
+                <w:rFonts w:ascii="Arial" w:cs="Arial" w:eastAsia="Arial" w:hAnsi="Arial"/>
+                <w:b/>
+                <w:bCs/>
+                <w:i/>
+                <w:iCs/>
+                <w:color w:val="555555"/>
+                <w:sz w:val="20"/>
+                <w:szCs w:val="20"/>
+              </w:rPr>
+              <w:t xml:space="preserve">→ Live Demo — </w:t>
+            </w:r>
+            <w:r>
+              <w:rPr>
+                <w:rFonts w:ascii="Arial" w:cs="Arial" w:eastAsia="Arial" w:hAnsi="Arial"/>
+                <w:b w:val="false"/>
+                <w:bCs w:val="false"/>
+                <w:i/>
+                <w:iCs/>
+                <w:color w:val="555555"/>
+                <w:sz w:val="20"/>
+                <w:szCs w:val="20"/>
+              </w:rPr>
+              <w:t xml:space="preserve">type examples as students follow along in their own editor.</w:t>
+            </w:r>
+            <w:r>
+              <w:rPr>
+                <w:rFonts w:ascii="Arial" w:cs="Arial" w:eastAsia="Arial" w:hAnsi="Arial"/>
+                <w:sz w:val="20"/>
+                <w:szCs w:val="20"/>
+              </w:rPr>
+              <w:br/>
+              <w:t xml:space="preserve"/>
+            </w:r>
+            <w:r>
+              <w:rPr>
+                <w:rFonts w:ascii="Arial" w:cs="Arial" w:eastAsia="Arial" w:hAnsi="Arial"/>
+                <w:b/>
+                <w:bCs/>
+                <w:i/>
+                <w:iCs/>
+                <w:color w:val="555555"/>
+                <w:sz w:val="20"/>
+                <w:szCs w:val="20"/>
+              </w:rPr>
+              <w:t xml:space="preserve">→ Check for Understanding: </w:t>
+            </w:r>
+            <w:r>
+              <w:rPr>
+                <w:rFonts w:ascii="Arial" w:cs="Arial" w:eastAsia="Arial" w:hAnsi="Arial"/>
+                <w:b w:val="false"/>
+                <w:bCs w:val="false"/>
+                <w:i/>
+                <w:iCs/>
+                <w:color w:val="555555"/>
+                <w:sz w:val="20"/>
+                <w:szCs w:val="20"/>
+              </w:rPr>
+              <w:t xml:space="preserve">pause and cold-call: “Can someone explain what we just did in their own words?”</w:t>
             </w:r>
           </w:p>
         </w:tc>
@@ -377,9 +651,9 @@
               <w:right w:val="single" w:color="CCCCCC" w:sz="1"/>
             </w:tcBorders>
             <w:tcMar>
-              <w:top w:type="dxa" w:w="60"/>
+              <w:top w:type="dxa" w:w="80"/>
               <w:left w:type="dxa" w:w="120"/>
-              <w:bottom w:type="dxa" w:w="60"/>
+              <w:bottom w:type="dxa" w:w="80"/>
               <w:right w:type="dxa" w:w="120"/>
             </w:tcMar>
           </w:tcPr>
@@ -392,7 +666,7 @@
                 <w:sz w:val="20"/>
                 <w:szCs w:val="20"/>
               </w:rPr>
-              <w:t xml:space="preserve">15-20 min</w:t>
+              <w:t xml:space="preserve">15–20 min</w:t>
             </w:r>
           </w:p>
         </w:tc>
@@ -406,20 +680,81 @@
               <w:right w:val="single" w:color="CCCCCC" w:sz="1"/>
             </w:tcBorders>
             <w:tcMar>
-              <w:top w:type="dxa" w:w="60"/>
+              <w:top w:type="dxa" w:w="80"/>
               <w:left w:type="dxa" w:w="120"/>
-              <w:bottom w:type="dxa" w:w="60"/>
+              <w:bottom w:type="dxa" w:w="80"/>
               <w:right w:type="dxa" w:w="120"/>
             </w:tcMar>
           </w:tcPr>
           <w:p>
-            <w:r>
-              <w:rPr>
-                <w:rFonts w:ascii="Arial" w:cs="Arial" w:eastAsia="Arial" w:hAnsi="Arial"/>
-                <w:sz w:val="20"/>
-                <w:szCs w:val="20"/>
+            <w:pPr>
+              <w:spacing w:after="80" w:before="80"/>
+            </w:pPr>
+            <w:r>
+              <w:rPr>
+                <w:rFonts w:ascii="Arial" w:cs="Arial" w:eastAsia="Arial" w:hAnsi="Arial"/>
+                <w:b/>
+                <w:bCs/>
+                <w:i w:val="false"/>
+                <w:iCs w:val="false"/>
+                <w:color w:val="000000"/>
+                <w:sz w:val="22"/>
+                <w:szCs w:val="22"/>
               </w:rPr>
               <w:t xml:space="preserve">Independent Practice / Code Along</w:t>
+            </w:r>
+            <w:r>
+              <w:rPr>
+                <w:rFonts w:ascii="Arial" w:cs="Arial" w:eastAsia="Arial" w:hAnsi="Arial"/>
+                <w:sz w:val="20"/>
+                <w:szCs w:val="20"/>
+              </w:rPr>
+              <w:br/>
+              <w:t xml:space="preserve"/>
+            </w:r>
+            <w:r>
+              <w:rPr>
+                <w:rFonts w:ascii="Arial" w:cs="Arial" w:eastAsia="Arial" w:hAnsi="Arial"/>
+                <w:b w:val="false"/>
+                <w:bCs w:val="false"/>
+                <w:i w:val="false"/>
+                <w:iCs w:val="false"/>
+                <w:color w:val="000000"/>
+                <w:sz w:val="20"/>
+                <w:szCs w:val="20"/>
+              </w:rPr>
+              <w:t xml:space="preserve">    Work through problems from the day's exercise set.</w:t>
+            </w:r>
+            <w:r>
+              <w:rPr>
+                <w:rFonts w:ascii="Arial" w:cs="Arial" w:eastAsia="Arial" w:hAnsi="Arial"/>
+                <w:sz w:val="20"/>
+                <w:szCs w:val="20"/>
+              </w:rPr>
+              <w:br/>
+              <w:t xml:space="preserve"/>
+            </w:r>
+            <w:r>
+              <w:rPr>
+                <w:rFonts w:ascii="Arial" w:cs="Arial" w:eastAsia="Arial" w:hAnsi="Arial"/>
+                <w:sz w:val="20"/>
+                <w:szCs w:val="20"/>
+              </w:rPr>
+              <w:br/>
+              <w:t xml:space="preserve"/>
+            </w:r>
+            <w:r>
+              <w:rPr>
+                <w:rFonts w:ascii="Arial" w:cs="Arial" w:eastAsia="Arial" w:hAnsi="Arial"/>
+                <w:b w:val="false"/>
+                <w:bCs w:val="false"/>
+                <w:i/>
+                <w:iCs/>
+                <w:color w:val="555555"/>
+                <w:sz w:val="20"/>
+                <w:szCs w:val="20"/>
+              </w:rPr>
+              <w:t xml:space="preserve">→ Teacher circulates — offer hints, check for understanding.</w:t>
             </w:r>
           </w:p>
         </w:tc>
@@ -435,9 +770,9 @@
               <w:right w:val="single" w:color="CCCCCC" w:sz="1"/>
             </w:tcBorders>
             <w:tcMar>
-              <w:top w:type="dxa" w:w="60"/>
+              <w:top w:type="dxa" w:w="80"/>
               <w:left w:type="dxa" w:w="120"/>
-              <w:bottom w:type="dxa" w:w="60"/>
+              <w:bottom w:type="dxa" w:w="80"/>
               <w:right w:type="dxa" w:w="120"/>
             </w:tcMar>
           </w:tcPr>
@@ -464,20 +799,90 @@
               <w:right w:val="single" w:color="CCCCCC" w:sz="1"/>
             </w:tcBorders>
             <w:tcMar>
-              <w:top w:type="dxa" w:w="60"/>
+              <w:top w:type="dxa" w:w="80"/>
               <w:left w:type="dxa" w:w="120"/>
-              <w:bottom w:type="dxa" w:w="60"/>
+              <w:bottom w:type="dxa" w:w="80"/>
               <w:right w:type="dxa" w:w="120"/>
             </w:tcMar>
           </w:tcPr>
           <w:p>
-            <w:r>
-              <w:rPr>
-                <w:rFonts w:ascii="Arial" w:cs="Arial" w:eastAsia="Arial" w:hAnsi="Arial"/>
-                <w:sz w:val="20"/>
-                <w:szCs w:val="20"/>
+            <w:pPr>
+              <w:spacing w:after="80" w:before="80"/>
+            </w:pPr>
+            <w:r>
+              <w:rPr>
+                <w:rFonts w:ascii="Arial" w:cs="Arial" w:eastAsia="Arial" w:hAnsi="Arial"/>
+                <w:b/>
+                <w:bCs/>
+                <w:i w:val="false"/>
+                <w:iCs w:val="false"/>
+                <w:color w:val="000000"/>
+                <w:sz w:val="22"/>
+                <w:szCs w:val="22"/>
               </w:rPr>
               <w:t xml:space="preserve">Exit Ticket / Wrap-Up</w:t>
+            </w:r>
+            <w:r>
+              <w:rPr>
+                <w:rFonts w:ascii="Arial" w:cs="Arial" w:eastAsia="Arial" w:hAnsi="Arial"/>
+                <w:sz w:val="20"/>
+                <w:szCs w:val="20"/>
+              </w:rPr>
+              <w:br/>
+              <w:t xml:space="preserve"/>
+            </w:r>
+            <w:r>
+              <w:rPr>
+                <w:rFonts w:ascii="Arial" w:cs="Arial" w:eastAsia="Arial" w:hAnsi="Arial"/>
+                <w:sz w:val="20"/>
+                <w:szCs w:val="20"/>
+              </w:rPr>
+              <w:br/>
+              <w:t xml:space="preserve"/>
+            </w:r>
+            <w:r>
+              <w:rPr>
+                <w:rFonts w:ascii="Arial" w:cs="Arial" w:eastAsia="Arial" w:hAnsi="Arial"/>
+                <w:b w:val="false"/>
+                <w:bCs w:val="false"/>
+                <w:i w:val="false"/>
+                <w:iCs w:val="false"/>
+                <w:color w:val="000000"/>
+                <w:sz w:val="20"/>
+                <w:szCs w:val="20"/>
+              </w:rPr>
+              <w:t xml:space="preserve">Quick Check: Demonstrate mastery of Unit 1 concepts?</w:t>
+            </w:r>
+            <w:r>
+              <w:rPr>
+                <w:rFonts w:ascii="Arial" w:cs="Arial" w:eastAsia="Arial" w:hAnsi="Arial"/>
+                <w:sz w:val="20"/>
+                <w:szCs w:val="20"/>
+              </w:rPr>
+              <w:br/>
+              <w:t xml:space="preserve"/>
+            </w:r>
+            <w:r>
+              <w:rPr>
+                <w:rFonts w:ascii="Arial" w:cs="Arial" w:eastAsia="Arial" w:hAnsi="Arial"/>
+                <w:sz w:val="20"/>
+                <w:szCs w:val="20"/>
+              </w:rPr>
+              <w:br/>
+              <w:t xml:space="preserve"/>
+            </w:r>
+            <w:r>
+              <w:rPr>
+                <w:rFonts w:ascii="Arial" w:cs="Arial" w:eastAsia="Arial" w:hAnsi="Arial"/>
+                <w:b w:val="false"/>
+                <w:bCs w:val="false"/>
+                <w:i/>
+                <w:iCs/>
+                <w:color w:val="555555"/>
+                <w:sz w:val="20"/>
+                <w:szCs w:val="20"/>
+              </w:rPr>
+              <w:t xml:space="preserve">→ 3–2–1: Name 3 things learned, 2 new vocab words, 1 question you still have.</w:t>
             </w:r>
           </w:p>
         </w:tc>

--- a/Coding 1 - year/Unit 1 - Intro to Programming/Daily Lesson Plans/Word/Day 20.docx
+++ b/Coding 1 - year/Unit 1 - Intro to Programming/Daily Lesson Plans/Word/Day 20.docx
@@ -380,7 +380,7 @@
                 <w:sz w:val="20"/>
                 <w:szCs w:val="20"/>
               </w:rPr>
-              <w:t xml:space="preserve">    In your own words: Demonstrate mastery of Unit 1 concepts?</w:t>
+              <w:t xml:space="preserve">    What do you think are the most important parts of Unit 1 Assessment to demonstrate well? Why?</w:t>
             </w:r>
             <w:r>
               <w:rPr>
@@ -411,7 +411,7 @@
                 <w:sz w:val="20"/>
                 <w:szCs w:val="20"/>
               </w:rPr>
-              <w:t xml:space="preserve">Today's Goal: By the end of class you will be able to demonstrate mastery of Unit 1 concepts.</w:t>
+              <w:t xml:space="preserve">Today’s Goal: By the end of class you will be able to demonstrate mastery of Unit 1 concepts.</w:t>
             </w:r>
             <w:r>
               <w:rPr>
@@ -851,7 +851,7 @@
                 <w:sz w:val="20"/>
                 <w:szCs w:val="20"/>
               </w:rPr>
-              <w:t xml:space="preserve">Quick Check: Demonstrate mastery of Unit 1 concepts?</w:t>
+              <w:t xml:space="preserve">If you had to teach Unit 1 Assessment to a classmate, what's the #1 thing you'd make sure they understand?</w:t>
             </w:r>
             <w:r>
               <w:rPr>

--- a/Coding 1 - year/Unit 1 - Intro to Programming/Daily Lesson Plans/Word/Day 20.docx
+++ b/Coding 1 - year/Unit 1 - Intro to Programming/Daily Lesson Plans/Word/Day 20.docx
@@ -403,6 +403,72 @@
             <w:r>
               <w:rPr>
                 <w:rFonts w:ascii="Arial" w:cs="Arial" w:eastAsia="Arial" w:hAnsi="Arial"/>
+                <w:b/>
+                <w:bCs/>
+                <w:i w:val="false"/>
+                <w:iCs w:val="false"/>
+                <w:color w:val="000000"/>
+                <w:sz w:val="20"/>
+                <w:szCs w:val="20"/>
+              </w:rPr>
+              <w:t xml:space="preserve">Vocabulary Preview — </w:t>
+            </w:r>
+            <w:r>
+              <w:rPr>
+                <w:rFonts w:ascii="Arial" w:cs="Arial" w:eastAsia="Arial" w:hAnsi="Arial"/>
+                <w:b w:val="false"/>
+                <w:bCs w:val="false"/>
+                <w:i w:val="false"/>
+                <w:iCs w:val="false"/>
+                <w:color w:val="000000"/>
+                <w:sz w:val="20"/>
+                <w:szCs w:val="20"/>
+              </w:rPr>
+              <w:t xml:space="preserve">terms we'll use today:</w:t>
+            </w:r>
+            <w:r>
+              <w:rPr>
+                <w:rFonts w:ascii="Arial" w:cs="Arial" w:eastAsia="Arial" w:hAnsi="Arial"/>
+                <w:sz w:val="20"/>
+                <w:szCs w:val="20"/>
+              </w:rPr>
+              <w:br/>
+              <w:t xml:space="preserve"/>
+            </w:r>
+            <w:r>
+              <w:rPr>
+                <w:rFonts w:ascii="Arial" w:cs="Arial" w:eastAsia="Arial" w:hAnsi="Arial"/>
+                <w:b w:val="false"/>
+                <w:bCs w:val="false"/>
+                <w:i w:val="false"/>
+                <w:iCs w:val="false"/>
+                <w:color w:val="000000"/>
+                <w:sz w:val="20"/>
+                <w:szCs w:val="20"/>
+              </w:rPr>
+              <w:t xml:space="preserve">    • Part A   •   Part B   •   Part C   •   What You've Learned   •   Computer Science   •   Algorithms</w:t>
+            </w:r>
+            <w:r>
+              <w:rPr>
+                <w:rFonts w:ascii="Arial" w:cs="Arial" w:eastAsia="Arial" w:hAnsi="Arial"/>
+                <w:sz w:val="20"/>
+                <w:szCs w:val="20"/>
+              </w:rPr>
+              <w:br/>
+              <w:t xml:space="preserve"/>
+            </w:r>
+            <w:r>
+              <w:rPr>
+                <w:rFonts w:ascii="Arial" w:cs="Arial" w:eastAsia="Arial" w:hAnsi="Arial"/>
+                <w:sz w:val="20"/>
+                <w:szCs w:val="20"/>
+              </w:rPr>
+              <w:br/>
+              <w:t xml:space="preserve"/>
+            </w:r>
+            <w:r>
+              <w:rPr>
+                <w:rFonts w:ascii="Arial" w:cs="Arial" w:eastAsia="Arial" w:hAnsi="Arial"/>
                 <w:b w:val="false"/>
                 <w:bCs w:val="false"/>
                 <w:i/>
@@ -579,6 +645,310 @@
             <w:r>
               <w:rPr>
                 <w:rFonts w:ascii="Arial" w:cs="Arial" w:eastAsia="Arial" w:hAnsi="Arial"/>
+                <w:b w:val="false"/>
+                <w:bCs w:val="false"/>
+                <w:i w:val="false"/>
+                <w:iCs w:val="false"/>
+                <w:color w:val="000000"/>
+                <w:sz w:val="20"/>
+                <w:szCs w:val="20"/>
+              </w:rPr>
+              <w:t xml:space="preserve">This is your formal assessment for Unit 1. It will test:</w:t>
+            </w:r>
+            <w:r>
+              <w:rPr>
+                <w:rFonts w:ascii="Arial" w:cs="Arial" w:eastAsia="Arial" w:hAnsi="Arial"/>
+                <w:sz w:val="20"/>
+                <w:szCs w:val="20"/>
+              </w:rPr>
+              <w:br/>
+              <w:t xml:space="preserve"/>
+            </w:r>
+            <w:r>
+              <w:rPr>
+                <w:rFonts w:ascii="Arial" w:cs="Arial" w:eastAsia="Arial" w:hAnsi="Arial"/>
+                <w:b w:val="false"/>
+                <w:bCs w:val="false"/>
+                <w:i w:val="false"/>
+                <w:iCs w:val="false"/>
+                <w:color w:val="000000"/>
+                <w:sz w:val="20"/>
+                <w:szCs w:val="20"/>
+              </w:rPr>
+              <w:t xml:space="preserve">1. Review the vocabulary section in the unit hyperbook</w:t>
+            </w:r>
+            <w:r>
+              <w:rPr>
+                <w:rFonts w:ascii="Arial" w:cs="Arial" w:eastAsia="Arial" w:hAnsi="Arial"/>
+                <w:sz w:val="20"/>
+                <w:szCs w:val="20"/>
+              </w:rPr>
+              <w:br/>
+              <w:t xml:space="preserve"/>
+            </w:r>
+            <w:r>
+              <w:rPr>
+                <w:rFonts w:ascii="Arial" w:cs="Arial" w:eastAsia="Arial" w:hAnsi="Arial"/>
+                <w:sz w:val="20"/>
+                <w:szCs w:val="20"/>
+              </w:rPr>
+              <w:br/>
+              <w:t xml:space="preserve"/>
+            </w:r>
+            <w:r>
+              <w:rPr>
+                <w:rFonts w:ascii="Arial" w:cs="Arial" w:eastAsia="Arial" w:hAnsi="Arial"/>
+                <w:b/>
+                <w:bCs/>
+                <w:i w:val="false"/>
+                <w:iCs w:val="false"/>
+                <w:color w:val="000000"/>
+                <w:sz w:val="20"/>
+                <w:szCs w:val="20"/>
+              </w:rPr>
+              <w:t xml:space="preserve">Key Concepts:</w:t>
+            </w:r>
+            <w:r>
+              <w:rPr>
+                <w:rFonts w:ascii="Arial" w:cs="Arial" w:eastAsia="Arial" w:hAnsi="Arial"/>
+                <w:sz w:val="20"/>
+                <w:szCs w:val="20"/>
+              </w:rPr>
+              <w:br/>
+              <w:t xml:space="preserve"/>
+            </w:r>
+            <w:r>
+              <w:rPr>
+                <w:rFonts w:ascii="Arial" w:cs="Arial" w:eastAsia="Arial" w:hAnsi="Arial"/>
+                <w:b w:val="false"/>
+                <w:bCs w:val="false"/>
+                <w:i w:val="false"/>
+                <w:iCs w:val="false"/>
+                <w:color w:val="000000"/>
+                <w:sz w:val="20"/>
+                <w:szCs w:val="20"/>
+              </w:rPr>
+              <w:t xml:space="preserve">    • Understanding of computer science concepts</w:t>
+            </w:r>
+            <w:r>
+              <w:rPr>
+                <w:rFonts w:ascii="Arial" w:cs="Arial" w:eastAsia="Arial" w:hAnsi="Arial"/>
+                <w:sz w:val="20"/>
+                <w:szCs w:val="20"/>
+              </w:rPr>
+              <w:br/>
+              <w:t xml:space="preserve"/>
+            </w:r>
+            <w:r>
+              <w:rPr>
+                <w:rFonts w:ascii="Arial" w:cs="Arial" w:eastAsia="Arial" w:hAnsi="Arial"/>
+                <w:b w:val="false"/>
+                <w:bCs w:val="false"/>
+                <w:i w:val="false"/>
+                <w:iCs w:val="false"/>
+                <w:color w:val="000000"/>
+                <w:sz w:val="20"/>
+                <w:szCs w:val="20"/>
+              </w:rPr>
+              <w:t xml:space="preserve">    • Python syntax knowledge</w:t>
+            </w:r>
+            <w:r>
+              <w:rPr>
+                <w:rFonts w:ascii="Arial" w:cs="Arial" w:eastAsia="Arial" w:hAnsi="Arial"/>
+                <w:sz w:val="20"/>
+                <w:szCs w:val="20"/>
+              </w:rPr>
+              <w:br/>
+              <w:t xml:space="preserve"/>
+            </w:r>
+            <w:r>
+              <w:rPr>
+                <w:rFonts w:ascii="Arial" w:cs="Arial" w:eastAsia="Arial" w:hAnsi="Arial"/>
+                <w:b w:val="false"/>
+                <w:bCs w:val="false"/>
+                <w:i w:val="false"/>
+                <w:iCs w:val="false"/>
+                <w:color w:val="000000"/>
+                <w:sz w:val="20"/>
+                <w:szCs w:val="20"/>
+              </w:rPr>
+              <w:t xml:space="preserve">    • Ability to write working programs</w:t>
+            </w:r>
+            <w:r>
+              <w:rPr>
+                <w:rFonts w:ascii="Arial" w:cs="Arial" w:eastAsia="Arial" w:hAnsi="Arial"/>
+                <w:sz w:val="20"/>
+                <w:szCs w:val="20"/>
+              </w:rPr>
+              <w:br/>
+              <w:t xml:space="preserve"/>
+            </w:r>
+            <w:r>
+              <w:rPr>
+                <w:rFonts w:ascii="Arial" w:cs="Arial" w:eastAsia="Arial" w:hAnsi="Arial"/>
+                <w:b w:val="false"/>
+                <w:bCs w:val="false"/>
+                <w:i w:val="false"/>
+                <w:iCs w:val="false"/>
+                <w:color w:val="000000"/>
+                <w:sz w:val="20"/>
+                <w:szCs w:val="20"/>
+              </w:rPr>
+              <w:t xml:space="preserve">    • Problem-solving and debugging skills</w:t>
+            </w:r>
+            <w:r>
+              <w:rPr>
+                <w:rFonts w:ascii="Arial" w:cs="Arial" w:eastAsia="Arial" w:hAnsi="Arial"/>
+                <w:sz w:val="20"/>
+                <w:szCs w:val="20"/>
+              </w:rPr>
+              <w:br/>
+              <w:t xml:space="preserve"/>
+            </w:r>
+            <w:r>
+              <w:rPr>
+                <w:rFonts w:ascii="Arial" w:cs="Arial" w:eastAsia="Arial" w:hAnsi="Arial"/>
+                <w:b w:val="false"/>
+                <w:bCs w:val="false"/>
+                <w:i w:val="false"/>
+                <w:iCs w:val="false"/>
+                <w:color w:val="000000"/>
+                <w:sz w:val="20"/>
+                <w:szCs w:val="20"/>
+              </w:rPr>
+              <w:t xml:space="preserve">    • Code quality and documentation</w:t>
+            </w:r>
+            <w:r>
+              <w:rPr>
+                <w:rFonts w:ascii="Arial" w:cs="Arial" w:eastAsia="Arial" w:hAnsi="Arial"/>
+                <w:sz w:val="20"/>
+                <w:szCs w:val="20"/>
+              </w:rPr>
+              <w:br/>
+              <w:t xml:space="preserve"/>
+            </w:r>
+            <w:r>
+              <w:rPr>
+                <w:rFonts w:ascii="Arial" w:cs="Arial" w:eastAsia="Arial" w:hAnsi="Arial"/>
+                <w:b w:val="false"/>
+                <w:bCs w:val="false"/>
+                <w:i w:val="false"/>
+                <w:iCs w:val="false"/>
+                <w:color w:val="000000"/>
+                <w:sz w:val="20"/>
+                <w:szCs w:val="20"/>
+              </w:rPr>
+              <w:t xml:space="preserve">    • Part A: Written/multiple choice questions (10-15 questions)</w:t>
+            </w:r>
+            <w:r>
+              <w:rPr>
+                <w:rFonts w:ascii="Arial" w:cs="Arial" w:eastAsia="Arial" w:hAnsi="Arial"/>
+                <w:sz w:val="20"/>
+                <w:szCs w:val="20"/>
+              </w:rPr>
+              <w:br/>
+              <w:t xml:space="preserve"/>
+            </w:r>
+            <w:r>
+              <w:rPr>
+                <w:rFonts w:ascii="Arial" w:cs="Arial" w:eastAsia="Arial" w:hAnsi="Arial"/>
+                <w:b w:val="false"/>
+                <w:bCs w:val="false"/>
+                <w:i w:val="false"/>
+                <w:iCs w:val="false"/>
+                <w:color w:val="000000"/>
+                <w:sz w:val="20"/>
+                <w:szCs w:val="20"/>
+              </w:rPr>
+              <w:t xml:space="preserve">    • Part B: Code writing tasks (2-3 programs)</w:t>
+            </w:r>
+            <w:r>
+              <w:rPr>
+                <w:rFonts w:ascii="Arial" w:cs="Arial" w:eastAsia="Arial" w:hAnsi="Arial"/>
+                <w:sz w:val="20"/>
+                <w:szCs w:val="20"/>
+              </w:rPr>
+              <w:br/>
+              <w:t xml:space="preserve"/>
+            </w:r>
+            <w:r>
+              <w:rPr>
+                <w:rFonts w:ascii="Arial" w:cs="Arial" w:eastAsia="Arial" w:hAnsi="Arial"/>
+                <w:b w:val="false"/>
+                <w:bCs w:val="false"/>
+                <w:i w:val="false"/>
+                <w:iCs w:val="false"/>
+                <w:color w:val="000000"/>
+                <w:sz w:val="20"/>
+                <w:szCs w:val="20"/>
+              </w:rPr>
+              <w:t xml:space="preserve">    • Part C: Debugging/explanation tasks</w:t>
+            </w:r>
+            <w:r>
+              <w:rPr>
+                <w:rFonts w:ascii="Arial" w:cs="Arial" w:eastAsia="Arial" w:hAnsi="Arial"/>
+                <w:sz w:val="20"/>
+                <w:szCs w:val="20"/>
+              </w:rPr>
+              <w:br/>
+              <w:t xml:space="preserve"/>
+            </w:r>
+            <w:r>
+              <w:rPr>
+                <w:rFonts w:ascii="Arial" w:cs="Arial" w:eastAsia="Arial" w:hAnsi="Arial"/>
+                <w:sz w:val="20"/>
+                <w:szCs w:val="20"/>
+              </w:rPr>
+              <w:br/>
+              <w:t xml:space="preserve"/>
+            </w:r>
+            <w:r>
+              <w:rPr>
+                <w:rFonts w:ascii="Arial" w:cs="Arial" w:eastAsia="Arial" w:hAnsi="Arial"/>
+                <w:b/>
+                <w:bCs/>
+                <w:i w:val="false"/>
+                <w:iCs w:val="false"/>
+                <w:color w:val="000000"/>
+                <w:sz w:val="20"/>
+                <w:szCs w:val="20"/>
+              </w:rPr>
+              <w:t xml:space="preserve">Vocabulary: </w:t>
+            </w:r>
+            <w:r>
+              <w:rPr>
+                <w:rFonts w:ascii="Arial" w:cs="Arial" w:eastAsia="Arial" w:hAnsi="Arial"/>
+                <w:b w:val="false"/>
+                <w:bCs w:val="false"/>
+                <w:i w:val="false"/>
+                <w:iCs w:val="false"/>
+                <w:color w:val="000000"/>
+                <w:sz w:val="20"/>
+                <w:szCs w:val="20"/>
+              </w:rPr>
+              <w:t xml:space="preserve">Part A, Part B, Part C, What You've Learned, Computer Science, Algorithms</w:t>
+            </w:r>
+            <w:r>
+              <w:rPr>
+                <w:rFonts w:ascii="Arial" w:cs="Arial" w:eastAsia="Arial" w:hAnsi="Arial"/>
+                <w:sz w:val="20"/>
+                <w:szCs w:val="20"/>
+              </w:rPr>
+              <w:br/>
+              <w:t xml:space="preserve"/>
+            </w:r>
+            <w:r>
+              <w:rPr>
+                <w:rFonts w:ascii="Arial" w:cs="Arial" w:eastAsia="Arial" w:hAnsi="Arial"/>
+                <w:sz w:val="20"/>
+                <w:szCs w:val="20"/>
+              </w:rPr>
+              <w:br/>
+              <w:t xml:space="preserve"/>
+            </w:r>
+            <w:r>
+              <w:rPr>
+                <w:rFonts w:ascii="Arial" w:cs="Arial" w:eastAsia="Arial" w:hAnsi="Arial"/>
                 <w:b/>
                 <w:bCs/>
                 <w:i/>
@@ -723,7 +1093,29 @@
                 <w:sz w:val="20"/>
                 <w:szCs w:val="20"/>
               </w:rPr>
-              <w:t xml:space="preserve">    Work through problems from the day's exercise set.</w:t>
+              <w:t xml:space="preserve">    Students complete the assessment independently.</w:t>
+            </w:r>
+            <w:r>
+              <w:rPr>
+                <w:rFonts w:ascii="Arial" w:cs="Arial" w:eastAsia="Arial" w:hAnsi="Arial"/>
+                <w:sz w:val="20"/>
+                <w:szCs w:val="20"/>
+              </w:rPr>
+              <w:br/>
+              <w:t xml:space="preserve"/>
+            </w:r>
+            <w:r>
+              <w:rPr>
+                <w:rFonts w:ascii="Arial" w:cs="Arial" w:eastAsia="Arial" w:hAnsi="Arial"/>
+                <w:b w:val="false"/>
+                <w:bCs w:val="false"/>
+                <w:i w:val="false"/>
+                <w:iCs w:val="false"/>
+                <w:color w:val="000000"/>
+                <w:sz w:val="20"/>
+                <w:szCs w:val="20"/>
+              </w:rPr>
+              <w:t xml:space="preserve">    Remind students to check their work before submitting.</w:t>
             </w:r>
             <w:r>
               <w:rPr>
@@ -891,6 +1283,1173 @@
     <w:p>
       <w:pPr>
         <w:spacing w:after="200"/>
+      </w:pPr>
+    </w:p>
+    <w:p>
+      <w:pPr>
+        <w:pBdr>
+          <w:bottom w:val="single" w:color="2B5797" w:sz="4" w:space="4"/>
+        </w:pBdr>
+        <w:spacing w:after="100" w:before="120"/>
+      </w:pPr>
+      <w:r>
+        <w:rPr>
+          <w:rFonts w:ascii="Arial" w:cs="Arial" w:eastAsia="Arial" w:hAnsi="Arial"/>
+          <w:b/>
+          <w:bCs/>
+          <w:color w:val="2B5797"/>
+          <w:sz w:val="24"/>
+          <w:szCs w:val="24"/>
+        </w:rPr>
+        <w:t xml:space="preserve">Key Concepts</w:t>
+      </w:r>
+    </w:p>
+    <w:p>
+      <w:pPr>
+        <w:spacing w:after="60"/>
+      </w:pPr>
+      <w:r>
+        <w:rPr>
+          <w:rFonts w:ascii="Arial" w:cs="Arial" w:eastAsia="Arial" w:hAnsi="Arial"/>
+          <w:sz w:val="20"/>
+          <w:szCs w:val="20"/>
+        </w:rPr>
+        <w:t xml:space="preserve">This is your formal assessment for Unit 1. It will test:</w:t>
+      </w:r>
+    </w:p>
+    <w:p>
+      <w:pPr>
+        <w:spacing w:after="60"/>
+        <w:ind w:left="360"/>
+      </w:pPr>
+      <w:r>
+        <w:rPr>
+          <w:rFonts w:ascii="Arial" w:cs="Arial" w:eastAsia="Arial" w:hAnsi="Arial"/>
+          <w:sz w:val="20"/>
+          <w:szCs w:val="20"/>
+        </w:rPr>
+        <w:t xml:space="preserve">• </w:t>
+      </w:r>
+      <w:r>
+        <w:rPr>
+          <w:rFonts w:ascii="Arial" w:cs="Arial" w:eastAsia="Arial" w:hAnsi="Arial"/>
+          <w:sz w:val="20"/>
+          <w:szCs w:val="20"/>
+        </w:rPr>
+        <w:t xml:space="preserve">Understanding of computer science concepts</w:t>
+      </w:r>
+    </w:p>
+    <w:p>
+      <w:pPr>
+        <w:spacing w:after="60"/>
+        <w:ind w:left="360"/>
+      </w:pPr>
+      <w:r>
+        <w:rPr>
+          <w:rFonts w:ascii="Arial" w:cs="Arial" w:eastAsia="Arial" w:hAnsi="Arial"/>
+          <w:sz w:val="20"/>
+          <w:szCs w:val="20"/>
+        </w:rPr>
+        <w:t xml:space="preserve">• </w:t>
+      </w:r>
+      <w:r>
+        <w:rPr>
+          <w:rFonts w:ascii="Arial" w:cs="Arial" w:eastAsia="Arial" w:hAnsi="Arial"/>
+          <w:sz w:val="20"/>
+          <w:szCs w:val="20"/>
+        </w:rPr>
+        <w:t xml:space="preserve">Python syntax knowledge</w:t>
+      </w:r>
+    </w:p>
+    <w:p>
+      <w:pPr>
+        <w:spacing w:after="60"/>
+        <w:ind w:left="360"/>
+      </w:pPr>
+      <w:r>
+        <w:rPr>
+          <w:rFonts w:ascii="Arial" w:cs="Arial" w:eastAsia="Arial" w:hAnsi="Arial"/>
+          <w:sz w:val="20"/>
+          <w:szCs w:val="20"/>
+        </w:rPr>
+        <w:t xml:space="preserve">• </w:t>
+      </w:r>
+      <w:r>
+        <w:rPr>
+          <w:rFonts w:ascii="Arial" w:cs="Arial" w:eastAsia="Arial" w:hAnsi="Arial"/>
+          <w:sz w:val="20"/>
+          <w:szCs w:val="20"/>
+        </w:rPr>
+        <w:t xml:space="preserve">Ability to write working programs</w:t>
+      </w:r>
+    </w:p>
+    <w:p>
+      <w:pPr>
+        <w:spacing w:after="60"/>
+        <w:ind w:left="360"/>
+      </w:pPr>
+      <w:r>
+        <w:rPr>
+          <w:rFonts w:ascii="Arial" w:cs="Arial" w:eastAsia="Arial" w:hAnsi="Arial"/>
+          <w:sz w:val="20"/>
+          <w:szCs w:val="20"/>
+        </w:rPr>
+        <w:t xml:space="preserve">• </w:t>
+      </w:r>
+      <w:r>
+        <w:rPr>
+          <w:rFonts w:ascii="Arial" w:cs="Arial" w:eastAsia="Arial" w:hAnsi="Arial"/>
+          <w:sz w:val="20"/>
+          <w:szCs w:val="20"/>
+        </w:rPr>
+        <w:t xml:space="preserve">Problem-solving and debugging skills</w:t>
+      </w:r>
+    </w:p>
+    <w:p>
+      <w:pPr>
+        <w:spacing w:after="60"/>
+        <w:ind w:left="360"/>
+      </w:pPr>
+      <w:r>
+        <w:rPr>
+          <w:rFonts w:ascii="Arial" w:cs="Arial" w:eastAsia="Arial" w:hAnsi="Arial"/>
+          <w:sz w:val="20"/>
+          <w:szCs w:val="20"/>
+        </w:rPr>
+        <w:t xml:space="preserve">• </w:t>
+      </w:r>
+      <w:r>
+        <w:rPr>
+          <w:rFonts w:ascii="Arial" w:cs="Arial" w:eastAsia="Arial" w:hAnsi="Arial"/>
+          <w:sz w:val="20"/>
+          <w:szCs w:val="20"/>
+        </w:rPr>
+        <w:t xml:space="preserve">Code quality and documentation</w:t>
+      </w:r>
+    </w:p>
+    <w:p>
+      <w:pPr>
+        <w:spacing w:after="60"/>
+      </w:pPr>
+      <w:r>
+        <w:rPr>
+          <w:rFonts w:ascii="Arial" w:cs="Arial" w:eastAsia="Arial" w:hAnsi="Arial"/>
+          <w:sz w:val="20"/>
+          <w:szCs w:val="20"/>
+        </w:rPr>
+        <w:t xml:space="preserve">Your teacher will provide:</w:t>
+      </w:r>
+    </w:p>
+    <w:p>
+      <w:pPr>
+        <w:spacing w:after="60"/>
+        <w:ind w:left="360"/>
+      </w:pPr>
+      <w:r>
+        <w:rPr>
+          <w:rFonts w:ascii="Arial" w:cs="Arial" w:eastAsia="Arial" w:hAnsi="Arial"/>
+          <w:sz w:val="20"/>
+          <w:szCs w:val="20"/>
+        </w:rPr>
+        <w:t xml:space="preserve">• </w:t>
+      </w:r>
+      <w:r>
+        <w:rPr>
+          <w:rFonts w:ascii="Arial" w:cs="Arial" w:eastAsia="Arial" w:hAnsi="Arial"/>
+          <w:sz w:val="20"/>
+          <w:szCs w:val="20"/>
+        </w:rPr>
+        <w:t xml:space="preserve">Part A: Written/multiple choice questions (10-15 questions)</w:t>
+      </w:r>
+    </w:p>
+    <w:p>
+      <w:pPr>
+        <w:spacing w:after="60"/>
+        <w:ind w:left="360"/>
+      </w:pPr>
+      <w:r>
+        <w:rPr>
+          <w:rFonts w:ascii="Arial" w:cs="Arial" w:eastAsia="Arial" w:hAnsi="Arial"/>
+          <w:sz w:val="20"/>
+          <w:szCs w:val="20"/>
+        </w:rPr>
+        <w:t xml:space="preserve">• </w:t>
+      </w:r>
+      <w:r>
+        <w:rPr>
+          <w:rFonts w:ascii="Arial" w:cs="Arial" w:eastAsia="Arial" w:hAnsi="Arial"/>
+          <w:sz w:val="20"/>
+          <w:szCs w:val="20"/>
+        </w:rPr>
+        <w:t xml:space="preserve">Part B: Code writing tasks (2-3 programs)</w:t>
+      </w:r>
+    </w:p>
+    <w:p>
+      <w:pPr>
+        <w:spacing w:after="60"/>
+        <w:ind w:left="360"/>
+      </w:pPr>
+      <w:r>
+        <w:rPr>
+          <w:rFonts w:ascii="Arial" w:cs="Arial" w:eastAsia="Arial" w:hAnsi="Arial"/>
+          <w:sz w:val="20"/>
+          <w:szCs w:val="20"/>
+        </w:rPr>
+        <w:t xml:space="preserve">• </w:t>
+      </w:r>
+      <w:r>
+        <w:rPr>
+          <w:rFonts w:ascii="Arial" w:cs="Arial" w:eastAsia="Arial" w:hAnsi="Arial"/>
+          <w:sz w:val="20"/>
+          <w:szCs w:val="20"/>
+        </w:rPr>
+        <w:t xml:space="preserve">Part C: Debugging/explanation tasks</w:t>
+      </w:r>
+    </w:p>
+    <w:p>
+      <w:pPr>
+        <w:spacing w:after="60"/>
+        <w:ind w:left="360"/>
+      </w:pPr>
+      <w:r>
+        <w:rPr>
+          <w:rFonts w:ascii="Arial" w:cs="Arial" w:eastAsia="Arial" w:hAnsi="Arial"/>
+          <w:sz w:val="20"/>
+          <w:szCs w:val="20"/>
+        </w:rPr>
+        <w:t xml:space="preserve">• </w:t>
+      </w:r>
+      <w:r>
+        <w:rPr>
+          <w:rFonts w:ascii="Arial" w:cs="Arial" w:eastAsia="Arial" w:hAnsi="Arial"/>
+          <w:sz w:val="20"/>
+          <w:szCs w:val="20"/>
+        </w:rPr>
+        <w:t xml:space="preserve">Computer science and algorithms</w:t>
+      </w:r>
+    </w:p>
+    <w:p>
+      <w:pPr>
+        <w:spacing w:after="60"/>
+        <w:ind w:left="360"/>
+      </w:pPr>
+      <w:r>
+        <w:rPr>
+          <w:rFonts w:ascii="Arial" w:cs="Arial" w:eastAsia="Arial" w:hAnsi="Arial"/>
+          <w:sz w:val="20"/>
+          <w:szCs w:val="20"/>
+        </w:rPr>
+        <w:t xml:space="preserve">• </w:t>
+      </w:r>
+      <w:r>
+        <w:rPr>
+          <w:rFonts w:ascii="Arial" w:cs="Arial" w:eastAsia="Arial" w:hAnsi="Arial"/>
+          <w:sz w:val="20"/>
+          <w:szCs w:val="20"/>
+        </w:rPr>
+        <w:t xml:space="preserve">Python print(), comments, variables</w:t>
+      </w:r>
+    </w:p>
+    <w:p>
+      <w:pPr>
+        <w:spacing w:after="60"/>
+        <w:ind w:left="360"/>
+      </w:pPr>
+      <w:r>
+        <w:rPr>
+          <w:rFonts w:ascii="Arial" w:cs="Arial" w:eastAsia="Arial" w:hAnsi="Arial"/>
+          <w:sz w:val="20"/>
+          <w:szCs w:val="20"/>
+        </w:rPr>
+        <w:t xml:space="preserve">• </w:t>
+      </w:r>
+      <w:r>
+        <w:rPr>
+          <w:rFonts w:ascii="Arial" w:cs="Arial" w:eastAsia="Arial" w:hAnsi="Arial"/>
+          <w:sz w:val="20"/>
+          <w:szCs w:val="20"/>
+        </w:rPr>
+        <w:t xml:space="preserve">Data types and type conversion</w:t>
+      </w:r>
+    </w:p>
+    <w:p>
+      <w:pPr>
+        <w:spacing w:after="60"/>
+        <w:ind w:left="360"/>
+      </w:pPr>
+      <w:r>
+        <w:rPr>
+          <w:rFonts w:ascii="Arial" w:cs="Arial" w:eastAsia="Arial" w:hAnsi="Arial"/>
+          <w:sz w:val="20"/>
+          <w:szCs w:val="20"/>
+        </w:rPr>
+        <w:t xml:space="preserve">• </w:t>
+      </w:r>
+      <w:r>
+        <w:rPr>
+          <w:rFonts w:ascii="Arial" w:cs="Arial" w:eastAsia="Arial" w:hAnsi="Arial"/>
+          <w:sz w:val="20"/>
+          <w:szCs w:val="20"/>
+        </w:rPr>
+        <w:t xml:space="preserve">User input collection and string concatenation</w:t>
+      </w:r>
+    </w:p>
+    <w:p>
+      <w:pPr>
+        <w:spacing w:after="60"/>
+        <w:ind w:left="360"/>
+      </w:pPr>
+      <w:r>
+        <w:rPr>
+          <w:rFonts w:ascii="Arial" w:cs="Arial" w:eastAsia="Arial" w:hAnsi="Arial"/>
+          <w:sz w:val="20"/>
+          <w:szCs w:val="20"/>
+        </w:rPr>
+        <w:t xml:space="preserve">• </w:t>
+      </w:r>
+      <w:r>
+        <w:rPr>
+          <w:rFonts w:ascii="Arial" w:cs="Arial" w:eastAsia="Arial" w:hAnsi="Arial"/>
+          <w:sz w:val="20"/>
+          <w:szCs w:val="20"/>
+        </w:rPr>
+        <w:t xml:space="preserve">Arithmetic operators and order of operations</w:t>
+      </w:r>
+    </w:p>
+    <w:p>
+      <w:pPr>
+        <w:spacing w:after="60"/>
+        <w:ind w:left="360"/>
+      </w:pPr>
+      <w:r>
+        <w:rPr>
+          <w:rFonts w:ascii="Arial" w:cs="Arial" w:eastAsia="Arial" w:hAnsi="Arial"/>
+          <w:sz w:val="20"/>
+          <w:szCs w:val="20"/>
+        </w:rPr>
+        <w:t xml:space="preserve">• </w:t>
+      </w:r>
+      <w:r>
+        <w:rPr>
+          <w:rFonts w:ascii="Arial" w:cs="Arial" w:eastAsia="Arial" w:hAnsi="Arial"/>
+          <w:sz w:val="20"/>
+          <w:szCs w:val="20"/>
+        </w:rPr>
+        <w:t xml:space="preserve">Output formatting with f-strings</w:t>
+      </w:r>
+    </w:p>
+    <w:p>
+      <w:pPr>
+        <w:spacing w:after="60"/>
+        <w:ind w:left="360"/>
+      </w:pPr>
+      <w:r>
+        <w:rPr>
+          <w:rFonts w:ascii="Arial" w:cs="Arial" w:eastAsia="Arial" w:hAnsi="Arial"/>
+          <w:sz w:val="20"/>
+          <w:szCs w:val="20"/>
+        </w:rPr>
+        <w:t xml:space="preserve">• </w:t>
+      </w:r>
+      <w:r>
+        <w:rPr>
+          <w:rFonts w:ascii="Arial" w:cs="Arial" w:eastAsia="Arial" w:hAnsi="Arial"/>
+          <w:sz w:val="20"/>
+          <w:szCs w:val="20"/>
+        </w:rPr>
+        <w:t xml:space="preserve">The 5-step development process</w:t>
+      </w:r>
+    </w:p>
+    <w:p>
+      <w:pPr>
+        <w:spacing w:after="60"/>
+        <w:ind w:left="360"/>
+      </w:pPr>
+      <w:r>
+        <w:rPr>
+          <w:rFonts w:ascii="Arial" w:cs="Arial" w:eastAsia="Arial" w:hAnsi="Arial"/>
+          <w:sz w:val="20"/>
+          <w:szCs w:val="20"/>
+        </w:rPr>
+        <w:t xml:space="preserve">• </w:t>
+      </w:r>
+      <w:r>
+        <w:rPr>
+          <w:rFonts w:ascii="Arial" w:cs="Arial" w:eastAsia="Arial" w:hAnsi="Arial"/>
+          <w:sz w:val="20"/>
+          <w:szCs w:val="20"/>
+        </w:rPr>
+        <w:t xml:space="preserve">Error identification and correction</w:t>
+      </w:r>
+    </w:p>
+    <w:p>
+      <w:pPr>
+        <w:spacing w:after="60"/>
+        <w:ind w:left="360"/>
+      </w:pPr>
+      <w:r>
+        <w:rPr>
+          <w:rFonts w:ascii="Arial" w:cs="Arial" w:eastAsia="Arial" w:hAnsi="Arial"/>
+          <w:sz w:val="20"/>
+          <w:szCs w:val="20"/>
+        </w:rPr>
+        <w:t xml:space="preserve">• </w:t>
+      </w:r>
+      <w:r>
+        <w:rPr>
+          <w:rFonts w:ascii="Arial" w:cs="Arial" w:eastAsia="Arial" w:hAnsi="Arial"/>
+          <w:sz w:val="20"/>
+          <w:szCs w:val="20"/>
+        </w:rPr>
+        <w:t xml:space="preserve">Building complete programs from scratch</w:t>
+      </w:r>
+    </w:p>
+    <w:p>
+      <w:pPr>
+        <w:spacing w:after="60"/>
+      </w:pPr>
+      <w:r>
+        <w:rPr>
+          <w:rFonts w:ascii="Arial" w:cs="Arial" w:eastAsia="Arial" w:hAnsi="Arial"/>
+          <w:sz w:val="20"/>
+          <w:szCs w:val="20"/>
+        </w:rPr>
+        <w:t xml:space="preserve">1. Review the vocabulary section in the unit hyperbook</w:t>
+      </w:r>
+    </w:p>
+    <w:p>
+      <w:pPr>
+        <w:spacing w:after="60"/>
+      </w:pPr>
+      <w:r>
+        <w:rPr>
+          <w:rFonts w:ascii="Arial" w:cs="Arial" w:eastAsia="Arial" w:hAnsi="Arial"/>
+          <w:sz w:val="20"/>
+          <w:szCs w:val="20"/>
+        </w:rPr>
+        <w:t xml:space="preserve">2. Work through the practice problems on Day 19</w:t>
+      </w:r>
+    </w:p>
+    <w:p>
+      <w:pPr>
+        <w:spacing w:after="60"/>
+      </w:pPr>
+      <w:r>
+        <w:rPr>
+          <w:rFonts w:ascii="Arial" w:cs="Arial" w:eastAsia="Arial" w:hAnsi="Arial"/>
+          <w:sz w:val="20"/>
+          <w:szCs w:val="20"/>
+        </w:rPr>
+        <w:t xml:space="preserve">3. Look back at your daily practice from Days 1-15</w:t>
+      </w:r>
+    </w:p>
+    <w:p>
+      <w:pPr>
+        <w:spacing w:after="60"/>
+      </w:pPr>
+      <w:r>
+        <w:rPr>
+          <w:rFonts w:ascii="Arial" w:cs="Arial" w:eastAsia="Arial" w:hAnsi="Arial"/>
+          <w:sz w:val="20"/>
+          <w:szCs w:val="20"/>
+        </w:rPr>
+        <w:t xml:space="preserve">4. Review the mini-project from Day 18</w:t>
+      </w:r>
+    </w:p>
+    <w:p>
+      <w:pPr>
+        <w:spacing w:after="60"/>
+      </w:pPr>
+      <w:r>
+        <w:rPr>
+          <w:rFonts w:ascii="Arial" w:cs="Arial" w:eastAsia="Arial" w:hAnsi="Arial"/>
+          <w:sz w:val="20"/>
+          <w:szCs w:val="20"/>
+        </w:rPr>
+        <w:t xml:space="preserve">5. Make sure you can:</w:t>
+      </w:r>
+    </w:p>
+    <w:p>
+      <w:pPr>
+        <w:spacing w:after="60"/>
+      </w:pPr>
+      <w:r>
+        <w:rPr>
+          <w:rFonts w:ascii="Arial" w:cs="Arial" w:eastAsia="Arial" w:hAnsi="Arial"/>
+          <w:sz w:val="20"/>
+          <w:szCs w:val="20"/>
+        </w:rPr>
+        <w:t xml:space="preserve">- Write a program from scratch using input, math, and formatted output</w:t>
+      </w:r>
+    </w:p>
+    <w:p>
+      <w:pPr>
+        <w:spacing w:after="60"/>
+      </w:pPr>
+      <w:r>
+        <w:rPr>
+          <w:rFonts w:ascii="Arial" w:cs="Arial" w:eastAsia="Arial" w:hAnsi="Arial"/>
+          <w:sz w:val="20"/>
+          <w:szCs w:val="20"/>
+        </w:rPr>
+        <w:t xml:space="preserve">- Identify syntax and type errors</w:t>
+      </w:r>
+    </w:p>
+    <w:p>
+      <w:pPr>
+        <w:spacing w:after="60"/>
+      </w:pPr>
+      <w:r>
+        <w:rPr>
+          <w:rFonts w:ascii="Arial" w:cs="Arial" w:eastAsia="Arial" w:hAnsi="Arial"/>
+          <w:sz w:val="20"/>
+          <w:szCs w:val="20"/>
+        </w:rPr>
+        <w:t xml:space="preserve">- Apply the 5-step development process</w:t>
+      </w:r>
+    </w:p>
+    <w:p>
+      <w:pPr>
+        <w:spacing w:after="60"/>
+      </w:pPr>
+      <w:r>
+        <w:rPr>
+          <w:rFonts w:ascii="Arial" w:cs="Arial" w:eastAsia="Arial" w:hAnsi="Arial"/>
+          <w:sz w:val="20"/>
+          <w:szCs w:val="20"/>
+        </w:rPr>
+        <w:t xml:space="preserve">- Explain what your code does</w:t>
+      </w:r>
+    </w:p>
+    <w:p>
+      <w:pPr>
+        <w:spacing w:after="60"/>
+      </w:pPr>
+      <w:r>
+        <w:rPr>
+          <w:rFonts w:ascii="Arial" w:cs="Arial" w:eastAsia="Arial" w:hAnsi="Arial"/>
+          <w:sz w:val="20"/>
+          <w:szCs w:val="20"/>
+        </w:rPr>
+        <w:t xml:space="preserve">- Test your program with multiple inputs</w:t>
+      </w:r>
+    </w:p>
+    <w:p>
+      <w:pPr>
+        <w:spacing w:after="60"/>
+        <w:ind w:left="360"/>
+      </w:pPr>
+      <w:r>
+        <w:rPr>
+          <w:rFonts w:ascii="Arial" w:cs="Arial" w:eastAsia="Arial" w:hAnsi="Arial"/>
+          <w:sz w:val="20"/>
+          <w:szCs w:val="20"/>
+        </w:rPr>
+        <w:t xml:space="preserve">• </w:t>
+      </w:r>
+      <w:r>
+        <w:rPr>
+          <w:rFonts w:ascii="Arial" w:cs="Arial" w:eastAsia="Arial" w:hAnsi="Arial"/>
+          <w:sz w:val="20"/>
+          <w:szCs w:val="20"/>
+        </w:rPr>
+        <w:t xml:space="preserve">Read each question carefully</w:t>
+      </w:r>
+    </w:p>
+    <w:p>
+      <w:pPr>
+        <w:spacing w:after="60"/>
+        <w:ind w:left="360"/>
+      </w:pPr>
+      <w:r>
+        <w:rPr>
+          <w:rFonts w:ascii="Arial" w:cs="Arial" w:eastAsia="Arial" w:hAnsi="Arial"/>
+          <w:sz w:val="20"/>
+          <w:szCs w:val="20"/>
+        </w:rPr>
+        <w:t xml:space="preserve">• </w:t>
+      </w:r>
+      <w:r>
+        <w:rPr>
+          <w:rFonts w:ascii="Arial" w:cs="Arial" w:eastAsia="Arial" w:hAnsi="Arial"/>
+          <w:sz w:val="20"/>
+          <w:szCs w:val="20"/>
+        </w:rPr>
+        <w:t xml:space="preserve">Show your work and reasoning</w:t>
+      </w:r>
+    </w:p>
+    <w:p>
+      <w:pPr>
+        <w:spacing w:after="60"/>
+        <w:ind w:left="360"/>
+      </w:pPr>
+      <w:r>
+        <w:rPr>
+          <w:rFonts w:ascii="Arial" w:cs="Arial" w:eastAsia="Arial" w:hAnsi="Arial"/>
+          <w:sz w:val="20"/>
+          <w:szCs w:val="20"/>
+        </w:rPr>
+        <w:t xml:space="preserve">• </w:t>
+      </w:r>
+      <w:r>
+        <w:rPr>
+          <w:rFonts w:ascii="Arial" w:cs="Arial" w:eastAsia="Arial" w:hAnsi="Arial"/>
+          <w:sz w:val="20"/>
+          <w:szCs w:val="20"/>
+        </w:rPr>
+        <w:t xml:space="preserve">Test your code before submitting</w:t>
+      </w:r>
+    </w:p>
+    <w:p>
+      <w:pPr>
+        <w:spacing w:after="60"/>
+        <w:ind w:left="360"/>
+      </w:pPr>
+      <w:r>
+        <w:rPr>
+          <w:rFonts w:ascii="Arial" w:cs="Arial" w:eastAsia="Arial" w:hAnsi="Arial"/>
+          <w:sz w:val="20"/>
+          <w:szCs w:val="20"/>
+        </w:rPr>
+        <w:t xml:space="preserve">• </w:t>
+      </w:r>
+      <w:r>
+        <w:rPr>
+          <w:rFonts w:ascii="Arial" w:cs="Arial" w:eastAsia="Arial" w:hAnsi="Arial"/>
+          <w:sz w:val="20"/>
+          <w:szCs w:val="20"/>
+        </w:rPr>
+        <w:t xml:space="preserve">Write clear comments explaining your logic</w:t>
+      </w:r>
+    </w:p>
+    <w:p>
+      <w:pPr>
+        <w:spacing w:after="60"/>
+        <w:ind w:left="360"/>
+      </w:pPr>
+      <w:r>
+        <w:rPr>
+          <w:rFonts w:ascii="Arial" w:cs="Arial" w:eastAsia="Arial" w:hAnsi="Arial"/>
+          <w:sz w:val="20"/>
+          <w:szCs w:val="20"/>
+        </w:rPr>
+        <w:t xml:space="preserve">• </w:t>
+      </w:r>
+      <w:r>
+        <w:rPr>
+          <w:rFonts w:ascii="Arial" w:cs="Arial" w:eastAsia="Arial" w:hAnsi="Arial"/>
+          <w:sz w:val="20"/>
+          <w:szCs w:val="20"/>
+        </w:rPr>
+        <w:t xml:space="preserve">Use proper variable names and formatting</w:t>
+      </w:r>
+    </w:p>
+    <w:p>
+      <w:pPr>
+        <w:spacing w:after="60"/>
+        <w:ind w:left="360"/>
+      </w:pPr>
+      <w:r>
+        <w:rPr>
+          <w:rFonts w:ascii="Arial" w:cs="Arial" w:eastAsia="Arial" w:hAnsi="Arial"/>
+          <w:sz w:val="20"/>
+          <w:szCs w:val="20"/>
+        </w:rPr>
+        <w:t xml:space="preserve">• </w:t>
+      </w:r>
+      <w:r>
+        <w:rPr>
+          <w:rFonts w:ascii="Arial" w:cs="Arial" w:eastAsia="Arial" w:hAnsi="Arial"/>
+          <w:sz w:val="20"/>
+          <w:szCs w:val="20"/>
+        </w:rPr>
+        <w:t xml:space="preserve">If you get stuck, try breaking the problem into smaller steps</w:t>
+      </w:r>
+    </w:p>
+    <w:p>
+      <w:pPr>
+        <w:spacing w:after="60"/>
+        <w:ind w:left="360"/>
+      </w:pPr>
+      <w:r>
+        <w:rPr>
+          <w:rFonts w:ascii="Arial" w:cs="Arial" w:eastAsia="Arial" w:hAnsi="Arial"/>
+          <w:sz w:val="20"/>
+          <w:szCs w:val="20"/>
+        </w:rPr>
+        <w:t xml:space="preserve">• </w:t>
+      </w:r>
+      <w:r>
+        <w:rPr>
+          <w:rFonts w:ascii="Arial" w:cs="Arial" w:eastAsia="Arial" w:hAnsi="Arial"/>
+          <w:sz w:val="20"/>
+          <w:szCs w:val="20"/>
+        </w:rPr>
+        <w:t xml:space="preserve">Remember the 5-step process: Define → Plan → Code → Test → Refine</w:t>
+      </w:r>
+    </w:p>
+    <w:p>
+      <w:pPr>
+        <w:spacing w:after="60"/>
+        <w:ind w:left="360"/>
+      </w:pPr>
+      <w:r>
+        <w:rPr>
+          <w:rFonts w:ascii="Arial" w:cs="Arial" w:eastAsia="Arial" w:hAnsi="Arial"/>
+          <w:sz w:val="20"/>
+          <w:szCs w:val="20"/>
+        </w:rPr>
+        <w:t xml:space="preserve">• </w:t>
+      </w:r>
+      <w:r>
+        <w:rPr>
+          <w:rFonts w:ascii="Arial" w:cs="Arial" w:eastAsia="Arial" w:hAnsi="Arial"/>
+          <w:sz w:val="20"/>
+          <w:szCs w:val="20"/>
+        </w:rPr>
+        <w:t xml:space="preserve">Check order of operations (PEMDAS)</w:t>
+      </w:r>
+    </w:p>
+    <w:p>
+      <w:pPr>
+        <w:spacing w:after="60"/>
+        <w:ind w:left="360"/>
+      </w:pPr>
+      <w:r>
+        <w:rPr>
+          <w:rFonts w:ascii="Arial" w:cs="Arial" w:eastAsia="Arial" w:hAnsi="Arial"/>
+          <w:sz w:val="20"/>
+          <w:szCs w:val="20"/>
+        </w:rPr>
+        <w:t xml:space="preserve">• </w:t>
+      </w:r>
+      <w:r>
+        <w:rPr>
+          <w:rFonts w:ascii="Arial" w:cs="Arial" w:eastAsia="Arial" w:hAnsi="Arial"/>
+          <w:sz w:val="20"/>
+          <w:szCs w:val="20"/>
+        </w:rPr>
+        <w:t xml:space="preserve">Verify all inputs are converted to correct types</w:t>
+      </w:r>
+    </w:p>
+    <w:p>
+      <w:pPr>
+        <w:spacing w:after="60"/>
+        <w:ind w:left="360"/>
+      </w:pPr>
+      <w:r>
+        <w:rPr>
+          <w:rFonts w:ascii="Arial" w:cs="Arial" w:eastAsia="Arial" w:hAnsi="Arial"/>
+          <w:sz w:val="20"/>
+          <w:szCs w:val="20"/>
+        </w:rPr>
+        <w:t xml:space="preserve">• </w:t>
+      </w:r>
+      <w:r>
+        <w:rPr>
+          <w:rFonts w:ascii="Arial" w:cs="Arial" w:eastAsia="Arial" w:hAnsi="Arial"/>
+          <w:sz w:val="20"/>
+          <w:szCs w:val="20"/>
+        </w:rPr>
+        <w:t xml:space="preserve">Format output professionally with f-strings</w:t>
+      </w:r>
+    </w:p>
+    <w:p>
+      <w:pPr>
+        <w:spacing w:after="60"/>
+      </w:pPr>
+      <w:r>
+        <w:rPr>
+          <w:rFonts w:ascii="Arial" w:cs="Arial" w:eastAsia="Arial" w:hAnsi="Arial"/>
+          <w:sz w:val="20"/>
+          <w:szCs w:val="20"/>
+        </w:rPr>
+        <w:t xml:space="preserve">What You've Learned:</w:t>
+      </w:r>
+    </w:p>
+    <w:p>
+      <w:pPr>
+        <w:spacing w:after="60"/>
+      </w:pPr>
+      <w:r>
+        <w:rPr>
+          <w:rFonts w:ascii="Arial" w:cs="Arial" w:eastAsia="Arial" w:hAnsi="Arial"/>
+          <w:sz w:val="20"/>
+          <w:szCs w:val="20"/>
+        </w:rPr>
+        <w:t xml:space="preserve">1. Computer Science: It's about problem-solving, not just computers</w:t>
+      </w:r>
+    </w:p>
+    <w:p>
+      <w:pPr>
+        <w:spacing w:after="60"/>
+      </w:pPr>
+      <w:r>
+        <w:rPr>
+          <w:rFonts w:ascii="Arial" w:cs="Arial" w:eastAsia="Arial" w:hAnsi="Arial"/>
+          <w:sz w:val="20"/>
+          <w:szCs w:val="20"/>
+        </w:rPr>
+        <w:t xml:space="preserve">2. Algorithms: Step-by-step procedures that are precise and unambiguous</w:t>
+      </w:r>
+    </w:p>
+    <w:p>
+      <w:pPr>
+        <w:spacing w:after="60"/>
+      </w:pPr>
+      <w:r>
+        <w:rPr>
+          <w:rFonts w:ascii="Arial" w:cs="Arial" w:eastAsia="Arial" w:hAnsi="Arial"/>
+          <w:sz w:val="20"/>
+          <w:szCs w:val="20"/>
+        </w:rPr>
+        <w:t xml:space="preserve">3. Python Basics: A beginner-friendly language for implementing algorithms</w:t>
+      </w:r>
+    </w:p>
+    <w:p>
+      <w:pPr>
+        <w:spacing w:after="60"/>
+      </w:pPr>
+      <w:r>
+        <w:rPr>
+          <w:rFonts w:ascii="Arial" w:cs="Arial" w:eastAsia="Arial" w:hAnsi="Arial"/>
+          <w:sz w:val="20"/>
+          <w:szCs w:val="20"/>
+        </w:rPr>
+        <w:t xml:space="preserve">4. Variables: How to store and manipulate data</w:t>
+      </w:r>
+    </w:p>
+    <w:p>
+      <w:pPr>
+        <w:spacing w:after="60"/>
+      </w:pPr>
+      <w:r>
+        <w:rPr>
+          <w:rFonts w:ascii="Arial" w:cs="Arial" w:eastAsia="Arial" w:hAnsi="Arial"/>
+          <w:sz w:val="20"/>
+          <w:szCs w:val="20"/>
+        </w:rPr>
+        <w:t xml:space="preserve">5. Data Types: Understanding what type of data you're working with</w:t>
+      </w:r>
+    </w:p>
+    <w:p>
+      <w:pPr>
+        <w:spacing w:after="60"/>
+      </w:pPr>
+      <w:r>
+        <w:rPr>
+          <w:rFonts w:ascii="Arial" w:cs="Arial" w:eastAsia="Arial" w:hAnsi="Arial"/>
+          <w:sz w:val="20"/>
+          <w:szCs w:val="20"/>
+        </w:rPr>
+        <w:t xml:space="preserve">6. Input/Output: How to get information from users and display results</w:t>
+      </w:r>
+    </w:p>
+    <w:p>
+      <w:pPr>
+        <w:spacing w:after="60"/>
+      </w:pPr>
+      <w:r>
+        <w:rPr>
+          <w:rFonts w:ascii="Arial" w:cs="Arial" w:eastAsia="Arial" w:hAnsi="Arial"/>
+          <w:sz w:val="20"/>
+          <w:szCs w:val="20"/>
+        </w:rPr>
+        <w:t xml:space="preserve">7. Calculations: Using operators and order of operations correctly</w:t>
+      </w:r>
+    </w:p>
+    <w:p>
+      <w:pPr>
+        <w:spacing w:after="60"/>
+      </w:pPr>
+      <w:r>
+        <w:rPr>
+          <w:rFonts w:ascii="Arial" w:cs="Arial" w:eastAsia="Arial" w:hAnsi="Arial"/>
+          <w:sz w:val="20"/>
+          <w:szCs w:val="20"/>
+        </w:rPr>
+        <w:t xml:space="preserve">8. Formatting: Making output look professional and readable</w:t>
+      </w:r>
+    </w:p>
+    <w:p>
+      <w:pPr>
+        <w:spacing w:after="60"/>
+      </w:pPr>
+      <w:r>
+        <w:rPr>
+          <w:rFonts w:ascii="Arial" w:cs="Arial" w:eastAsia="Arial" w:hAnsi="Arial"/>
+          <w:sz w:val="20"/>
+          <w:szCs w:val="20"/>
+        </w:rPr>
+        <w:t xml:space="preserve">9. Development Process: A systematic approach to solving problems</w:t>
+      </w:r>
+    </w:p>
+    <w:p>
+      <w:pPr>
+        <w:spacing w:after="60"/>
+      </w:pPr>
+      <w:r>
+        <w:rPr>
+          <w:rFonts w:ascii="Arial" w:cs="Arial" w:eastAsia="Arial" w:hAnsi="Arial"/>
+          <w:sz w:val="20"/>
+          <w:szCs w:val="20"/>
+        </w:rPr>
+        <w:t xml:space="preserve">10. Debugging: Finding and fixing errors in code</w:t>
+      </w:r>
+    </w:p>
+    <w:p>
+      <w:pPr>
+        <w:spacing w:after="60"/>
+      </w:pPr>
+      <w:r>
+        <w:rPr>
+          <w:rFonts w:ascii="Arial" w:cs="Arial" w:eastAsia="Arial" w:hAnsi="Arial"/>
+          <w:sz w:val="20"/>
+          <w:szCs w:val="20"/>
+        </w:rPr>
+        <w:t xml:space="preserve">Your Growth:</w:t>
+      </w:r>
+    </w:p>
+    <w:p>
+      <w:pPr>
+        <w:spacing w:after="60"/>
+        <w:ind w:left="360"/>
+      </w:pPr>
+      <w:r>
+        <w:rPr>
+          <w:rFonts w:ascii="Arial" w:cs="Arial" w:eastAsia="Arial" w:hAnsi="Arial"/>
+          <w:sz w:val="20"/>
+          <w:szCs w:val="20"/>
+        </w:rPr>
+        <w:t xml:space="preserve">• </w:t>
+      </w:r>
+      <w:r>
+        <w:rPr>
+          <w:rFonts w:ascii="Arial" w:cs="Arial" w:eastAsia="Arial" w:hAnsi="Arial"/>
+          <w:sz w:val="20"/>
+          <w:szCs w:val="20"/>
+        </w:rPr>
+        <w:t xml:space="preserve">You can now read and understand Python code</w:t>
+      </w:r>
+    </w:p>
+    <w:p>
+      <w:pPr>
+        <w:spacing w:after="60"/>
+        <w:ind w:left="360"/>
+      </w:pPr>
+      <w:r>
+        <w:rPr>
+          <w:rFonts w:ascii="Arial" w:cs="Arial" w:eastAsia="Arial" w:hAnsi="Arial"/>
+          <w:sz w:val="20"/>
+          <w:szCs w:val="20"/>
+        </w:rPr>
+        <w:t xml:space="preserve">• </w:t>
+      </w:r>
+      <w:r>
+        <w:rPr>
+          <w:rFonts w:ascii="Arial" w:cs="Arial" w:eastAsia="Arial" w:hAnsi="Arial"/>
+          <w:sz w:val="20"/>
+          <w:szCs w:val="20"/>
+        </w:rPr>
+        <w:t xml:space="preserve">You can write simple programs that solve real-world problems</w:t>
+      </w:r>
+    </w:p>
+    <w:p>
+      <w:pPr>
+        <w:spacing w:after="60"/>
+        <w:ind w:left="360"/>
+      </w:pPr>
+      <w:r>
+        <w:rPr>
+          <w:rFonts w:ascii="Arial" w:cs="Arial" w:eastAsia="Arial" w:hAnsi="Arial"/>
+          <w:sz w:val="20"/>
+          <w:szCs w:val="20"/>
+        </w:rPr>
+        <w:t xml:space="preserve">• </w:t>
+      </w:r>
+      <w:r>
+        <w:rPr>
+          <w:rFonts w:ascii="Arial" w:cs="Arial" w:eastAsia="Arial" w:hAnsi="Arial"/>
+          <w:sz w:val="20"/>
+          <w:szCs w:val="20"/>
+        </w:rPr>
+        <w:t xml:space="preserve">You understand the importance of planning before coding</w:t>
+      </w:r>
+    </w:p>
+    <w:p>
+      <w:pPr>
+        <w:spacing w:after="60"/>
+        <w:ind w:left="360"/>
+      </w:pPr>
+      <w:r>
+        <w:rPr>
+          <w:rFonts w:ascii="Arial" w:cs="Arial" w:eastAsia="Arial" w:hAnsi="Arial"/>
+          <w:sz w:val="20"/>
+          <w:szCs w:val="20"/>
+        </w:rPr>
+        <w:t xml:space="preserve">• </w:t>
+      </w:r>
+      <w:r>
+        <w:rPr>
+          <w:rFonts w:ascii="Arial" w:cs="Arial" w:eastAsia="Arial" w:hAnsi="Arial"/>
+          <w:sz w:val="20"/>
+          <w:szCs w:val="20"/>
+        </w:rPr>
+        <w:t xml:space="preserve">You can test and debug your own programs</w:t>
+      </w:r>
+    </w:p>
+    <w:p>
+      <w:pPr>
+        <w:spacing w:after="60"/>
+        <w:ind w:left="360"/>
+      </w:pPr>
+      <w:r>
+        <w:rPr>
+          <w:rFonts w:ascii="Arial" w:cs="Arial" w:eastAsia="Arial" w:hAnsi="Arial"/>
+          <w:sz w:val="20"/>
+          <w:szCs w:val="20"/>
+        </w:rPr>
+        <w:t xml:space="preserve">• </w:t>
+      </w:r>
+      <w:r>
+        <w:rPr>
+          <w:rFonts w:ascii="Arial" w:cs="Arial" w:eastAsia="Arial" w:hAnsi="Arial"/>
+          <w:sz w:val="20"/>
+          <w:szCs w:val="20"/>
+        </w:rPr>
+        <w:t xml:space="preserve">You can write code that others can understand and follow</w:t>
+      </w:r>
+    </w:p>
+    <w:p>
+      <w:pPr>
+        <w:spacing w:after="60"/>
+      </w:pPr>
+      <w:r>
+        <w:rPr>
+          <w:rFonts w:ascii="Arial" w:cs="Arial" w:eastAsia="Arial" w:hAnsi="Arial"/>
+          <w:sz w:val="20"/>
+          <w:szCs w:val="20"/>
+        </w:rPr>
+        <w:t xml:space="preserve">Next Steps:</w:t>
+      </w:r>
+    </w:p>
+    <w:p>
+      <w:pPr>
+        <w:spacing w:after="60"/>
+      </w:pPr>
+      <w:r>
+        <w:rPr>
+          <w:rFonts w:ascii="Arial" w:cs="Arial" w:eastAsia="Arial" w:hAnsi="Arial"/>
+          <w:sz w:val="20"/>
+          <w:szCs w:val="20"/>
+        </w:rPr>
+        <w:t xml:space="preserve">Unit 2 will build on these fundamentals by introducing:</w:t>
+      </w:r>
+    </w:p>
+    <w:p>
+      <w:pPr>
+        <w:spacing w:after="60"/>
+        <w:ind w:left="360"/>
+      </w:pPr>
+      <w:r>
+        <w:rPr>
+          <w:rFonts w:ascii="Arial" w:cs="Arial" w:eastAsia="Arial" w:hAnsi="Arial"/>
+          <w:sz w:val="20"/>
+          <w:szCs w:val="20"/>
+        </w:rPr>
+        <w:t xml:space="preserve">• </w:t>
+      </w:r>
+      <w:r>
+        <w:rPr>
+          <w:rFonts w:ascii="Arial" w:cs="Arial" w:eastAsia="Arial" w:hAnsi="Arial"/>
+          <w:sz w:val="20"/>
+          <w:szCs w:val="20"/>
+        </w:rPr>
+        <w:t xml:space="preserve">Conditional statements (if/else) for decision-making</w:t>
+      </w:r>
+    </w:p>
+    <w:p>
+      <w:pPr>
+        <w:spacing w:after="60"/>
+        <w:ind w:left="360"/>
+      </w:pPr>
+      <w:r>
+        <w:rPr>
+          <w:rFonts w:ascii="Arial" w:cs="Arial" w:eastAsia="Arial" w:hAnsi="Arial"/>
+          <w:sz w:val="20"/>
+          <w:szCs w:val="20"/>
+        </w:rPr>
+        <w:t xml:space="preserve">• </w:t>
+      </w:r>
+      <w:r>
+        <w:rPr>
+          <w:rFonts w:ascii="Arial" w:cs="Arial" w:eastAsia="Arial" w:hAnsi="Arial"/>
+          <w:sz w:val="20"/>
+          <w:szCs w:val="20"/>
+        </w:rPr>
+        <w:t xml:space="preserve">Loops for repeating actions</w:t>
+      </w:r>
+    </w:p>
+    <w:p>
+      <w:pPr>
+        <w:spacing w:after="60"/>
+        <w:ind w:left="360"/>
+      </w:pPr>
+      <w:r>
+        <w:rPr>
+          <w:rFonts w:ascii="Arial" w:cs="Arial" w:eastAsia="Arial" w:hAnsi="Arial"/>
+          <w:sz w:val="20"/>
+          <w:szCs w:val="20"/>
+        </w:rPr>
+        <w:t xml:space="preserve">• </w:t>
+      </w:r>
+      <w:r>
+        <w:rPr>
+          <w:rFonts w:ascii="Arial" w:cs="Arial" w:eastAsia="Arial" w:hAnsi="Arial"/>
+          <w:sz w:val="20"/>
+          <w:szCs w:val="20"/>
+        </w:rPr>
+        <w:t xml:space="preserve">Functions for organizing code</w:t>
+      </w:r>
+    </w:p>
+    <w:p>
+      <w:pPr>
+        <w:spacing w:after="60"/>
+        <w:ind w:left="360"/>
+      </w:pPr>
+      <w:r>
+        <w:rPr>
+          <w:rFonts w:ascii="Arial" w:cs="Arial" w:eastAsia="Arial" w:hAnsi="Arial"/>
+          <w:sz w:val="20"/>
+          <w:szCs w:val="20"/>
+        </w:rPr>
+        <w:t xml:space="preserve">• </w:t>
+      </w:r>
+      <w:r>
+        <w:rPr>
+          <w:rFonts w:ascii="Arial" w:cs="Arial" w:eastAsia="Arial" w:hAnsi="Arial"/>
+          <w:sz w:val="20"/>
+          <w:szCs w:val="20"/>
+        </w:rPr>
+        <w:t xml:space="preserve">More complex programs</w:t>
+      </w:r>
+    </w:p>
+    <w:p>
+      <w:pPr>
+        <w:spacing w:after="60"/>
+      </w:pPr>
+      <w:r>
+        <w:rPr>
+          <w:rFonts w:ascii="Arial" w:cs="Arial" w:eastAsia="Arial" w:hAnsi="Arial"/>
+          <w:sz w:val="20"/>
+          <w:szCs w:val="20"/>
+        </w:rPr>
+        <w:t xml:space="preserve">Good luck on your assessment!</w:t>
+      </w:r>
+    </w:p>
+    <w:p>
+      <w:pPr>
+        <w:spacing w:after="160"/>
       </w:pPr>
     </w:p>
     <w:p>
